--- a/docs/reports/24201718_姜苏豪_设计报告.docx
+++ b/docs/reports/24201718_姜苏豪_设计报告.docx
@@ -34,7 +34,7 @@
         <w:jc w:val="center"/>
       </w:pPr>
       <w:r>
-        <w:t>2026 年 10 月 19 日</w:t>
+        <w:t>2026 年 10 月 22 日</w:t>
       </w:r>
     </w:p>
     <w:p>
@@ -50,7 +50,7 @@
         <w:ind w:firstLine="420"/>
       </w:pPr>
       <w:r>
-        <w:t>本报告面向课程项目检查，说明我作为组长负责的 SPEC-001 用户与课程权限、SPEC-002 考勤、SPEC-010A 考勤与学习表现统计、SPEC-014 学习预警、SPEC-016 受限图片识别和 SPEC-019 工程协作。各模块的设计、代码、测试和接口以仓库当前提交与统一 PRD、APIC、DBD 为准。本报告由自动化工具协助整理；实际课堂演示、教师评定和 Gitea 归档仍须按真实记录补证，不能由文档替代。</w:t>
+        <w:t>本报告面向课程项目检查，说明我作为组长负责的 SPEC-001 用户与课程权限、SPEC-002 考勤、SPEC-010A 考勤与学习表现统计、SPEC-014 学习预警、SPEC-016 受限图片识别和 SPEC-019 工程协作。各模块的设计、代码、测试和接口以统一 PRD、APIC、DBD 及下文标明的实际提交为准。本报告由自动化工具协助整理；实际课堂演示、教师评定和 Gitea 归档仍须按真实记录补证，不能由文档替代。</w:t>
       </w:r>
     </w:p>
     <w:p>
@@ -819,7 +819,7 @@
         <w:ind w:firstLine="420"/>
       </w:pPr>
       <w:r>
-        <w:t>固定验收 C01 有三名学生正常配对，相关系数为 1；C02 少于三名有效配对返回 null；C03 零方差返回 null；C04 的第四名学生缺少已评分卷，不填假零分，班级到勤率仍包含其应到。学生请求仅可看本人指标，不能泄露班级配对名单。计算前冻结数据，保存参数、来源截止、算法版本、指标、样本与周趋势到 analysis_run。页面恢复和 CSV 导出读取原 ID；后续考勤更正或人工批分不静默改写旧报告。</w:t>
+        <w:t>固定验收 C01 有三名学生正常配对，相关系数为 1；C02 少于三名有效配对返回 null；C03 零方差返回 null；C04 的第四名学生缺少已评分卷，不填假零分，班级到勤率仍包含其应到。学生请求仅可看本人指标，不能泄露班级配对名单。计算前冻结数据，保存参数、来源截止、算法版本、指标、样本与周趋势到 analysis_run。接口可按原 ID 恢复，CSV 导出也读取原快照；当前首页只提供新快照和当前快照导出入口。后续考勤更正或人工批分不静默改写旧报告。</w:t>
       </w:r>
     </w:p>
     <w:p>
@@ -875,7 +875,7 @@
         <w:ind w:firstLine="420"/>
       </w:pPr>
       <w:r>
-        <w:t>本地检查入口为 python -m unittest discover -s tests -v、python scripts/check_docs.py，以及前端 npm test、npm run lint、npm run build。本人测试重点检查登录/权限/撤权、冻结名单和重复签到、010A C01—C04 与同快照 CSV、014 样本不足与真实事实、016 固定 PNG/阈值/HTTP 确认和成绩隔离。受控浏览器另验证教师登录、成员列表、无数据统计快照和切课状态清理。对应实际测试数、CI head 与失败记录应以本次 PR 和实施记录为准，不能用旧提交的绿色检查代替。</w:t>
+        <w:t>本地检查入口为 python -m unittest discover -s tests -v、python scripts/check_docs.py，以及前端 npm test、npm run lint、npm run build。本人测试重点检查登录/权限/撤权、冻结名单和重复签到、010A C01—C04 与同快照 CSV、014 样本不足与真实事实、016 固定 PNG/阈值/HTTP 确认和成绩隔离。受控浏览器另验证教师登录、成员列表、无数据统计快照和切课状态清理。具体测试函数与尚缺的课堂证据写在 docs/TEST_REPORT_JIANG_SUHAO.md，不能用旧提交的绿色检查代替最终提交。</w:t>
       </w:r>
     </w:p>
     <w:p>
@@ -883,7 +883,7 @@
         <w:ind w:firstLine="420"/>
       </w:pPr>
       <w:r>
-        <w:t>第 2 阶段课堂可展示本人基础模块；第 3 阶段展示 010A 独立统计；第 4 阶段提交并发幂等、预警和图像识别作为难点候选，是否计分由教师检查决定。个人报告格式附件尚未提供，此 Word 版为可审阅交付稿；课堂要求的最终模板、真实教学数据、全组连线及真实电路评测、50 会话目标环境、备份恢复和 Gitea 提交证明需按真实结果续填，不伪写通过。</w:t>
+        <w:t>第 2 阶段课堂可展示本人基础模块；第 3 阶段展示 010A 独立统计；第 4 阶段提交并发幂等、预警和图像识别作为难点候选，是否计分由教师检查决定。个人报告格式附件尚未提供，此 Word 版为内容与版式可审阅的准备稿；课堂要求的最终模板、真实教学数据、全组连线及真实电路评测、50 会话目标环境、备份恢复和 Gitea 提交证明需按真实结果续填，不伪写通过。</w:t>
       </w:r>
     </w:p>
     <w:p>
@@ -899,7 +899,25 @@
         <w:ind w:firstLine="420"/>
       </w:pPr>
       <w:r>
-        <w:t>统一设计与验收见 docs/PRD.md、docs/APIC.md、docs/DBD.md；本人的实施边界见 docs/JIANG_SUHAO_IMPLEMENTATION.md，协作、发布与回滚见 docs/CHG-RB.md；自动测试在 tests/，固定识别样图在 tests/fixtures/recognition/，CI 在 .github/workflows/ci.yml。本 Markdown 是 Word 报告的内容源；提交、PR、CI、课堂和 Gitea 证明须与对应实际 SHA 关联。</w:t>
+        <w:t>统一设计与验收见 PRD、APIC、DBD；本人交付索引集中链接实施记录、测试报告、阶段检查和用户说明。自动测试在 tests/，固定识别样图在 tests/fixtures/recognition/，CI 在 .github/workflows/ci.yml。本 Markdown 是 Word 报告的内容源，两个版本的设计结论一致。</w:t>
+      </w:r>
+    </w:p>
+    <w:p>
+      <w:pPr>
+        <w:pStyle w:val="Heading1"/>
+      </w:pPr>
+      <w:r>
+        <w:t>8 实际提交与验收状态</w:t>
+      </w:r>
+    </w:p>
+    <w:p>
+      <w:r>
+        <w:t>本人收尾分支经 GitHub PR #39 合入 develop：head faf17789，merge 2973bef7，完整 SHA 见交付索引。Actions run 39260824775 的五个 develop 必需检查成功，后端 376 项、前端 135 项通过；ci-grader 跳过，不能据此声称真实 Logisim 已验收。2026 年 10 月 20 日本机课堂目录同步至该 merge，尚无 Gitea 或教师验收证明。</w:t>
+      </w:r>
+    </w:p>
+    <w:p>
+      <w:r>
+        <w:t>课程要求每人至少负责两个模块。我负责的两个基础模块、一个统计模块及两个智能模块已有代码和本地/CI 证据；SPEC-019 的 main/release 拒绝演练、同 SHA 归档、回灌和目标恢复尚未完成。第 12 周的个人与小组报告、源码设计包及超星提交只能依据届时实际结果定稿。</w:t>
       </w:r>
     </w:p>
     <w:sectPr>
